--- a/交互产品开发/Output/教案/教案_第13周_对话与可操作测试法.docx
+++ b/交互产品开发/Output/教案/教案_第13周_对话与可操作测试法.docx
@@ -322,7 +322,7 @@
                 <w:kern w:val="0"/>
                 <w:sz w:val="24"/>
               </w:rPr>
-              <w:t xml:space="preserve">2023级数字媒体艺术影视班：第 13 周，周三2-5节</w:t>
+              <w:t xml:space="preserve">第 13 周</w:t>
             </w:r>
           </w:p>
         </w:tc>
@@ -876,7 +876,7 @@
                 <w:kern w:val="0"/>
                 <w:sz w:val="24"/>
               </w:rPr>
-              <w:t xml:space="preserve">必读书目：</w:t>
+              <w:t xml:space="preserve">课前指定阅读教材与章节：</w:t>
             </w:r>
           </w:p>
           <w:p>
@@ -900,7 +900,7 @@
                 <w:kern w:val="0"/>
                 <w:sz w:val="24"/>
               </w:rPr>
-              <w:t xml:space="preserve">Yvonne Rogers, Helen Sharp, Jennifer Preece 著；刘晓晖 等译：交互设计：超越人机交互（原书第5版）[M]. 机械工业出版社, 2020.</w:t>
+              <w:t xml:space="preserve">《精益 UX：设计伟大产品的敏捷反求方法 (Lean UX)》第十五章 反馈与研究</w:t>
             </w:r>
           </w:p>
         </w:tc>

--- a/交互产品开发/Output/教案/教案_第13周_对话与可操作测试法.docx
+++ b/交互产品开发/Output/教案/教案_第13周_对话与可操作测试法.docx
@@ -36,8 +36,8 @@
       </w:tblPr>
       <w:tblGrid>
         <w:gridCol w:w="1246"/>
-        <w:gridCol w:w="3894"/>
-        <w:gridCol w:w="3810"/>
+        <w:gridCol w:w="1740"/>
+        <w:gridCol w:w="5964"/>
       </w:tblGrid>
       <w:tr>
         <w:trPr>
@@ -66,15 +66,15 @@
               <w:jc w:val="center"/>
               <w:rPr>
                 <w:rFonts w:ascii="FangSong_GB2312" w:eastAsia="FangSong_GB2312" w:hAnsi="FangSong_GB2312" w:cs="FangSong_GB2312"/>
-                <w:color w:val="333333"/>
-                <w:kern w:val="0"/>
-                <w:sz w:val="24"/>
-              </w:rPr>
-            </w:pPr>
-            <w:r>
-              <w:rPr>
-                <w:rFonts w:ascii="FangSong_GB2312" w:eastAsia="FangSong_GB2312" w:hAnsi="FangSong_GB2312" w:cs="FangSong_GB2312" w:hint="eastAsia"/>
-                <w:color w:val="FF0000"/>
+                <w:color w:val="000000"/>
+                <w:kern w:val="0"/>
+                <w:sz w:val="24"/>
+              </w:rPr>
+            </w:pPr>
+            <w:r>
+              <w:rPr>
+                <w:rFonts w:ascii="FangSong_GB2312" w:eastAsia="FangSong_GB2312" w:hAnsi="FangSong_GB2312" w:cs="FangSong_GB2312" w:hint="eastAsia"/>
+                <w:color w:val="000000"/>
                 <w:kern w:val="0"/>
                 <w:sz w:val="24"/>
               </w:rPr>
@@ -106,19 +106,19 @@
               <w:jc w:val="center"/>
               <w:rPr>
                 <w:rFonts w:ascii="FangSong_GB2312" w:eastAsia="FangSong_GB2312" w:hAnsi="FangSong_GB2312" w:cs="FangSong_GB2312"/>
-                <w:color w:val="333333"/>
-                <w:kern w:val="0"/>
-                <w:sz w:val="24"/>
-              </w:rPr>
-            </w:pPr>
-            <w:r>
-              <w:rPr>
-                <w:rFonts w:ascii="FangSong_GB2312" w:eastAsia="FangSong_GB2312" w:hAnsi="FangSong_GB2312" w:cs="FangSong_GB2312" w:hint="eastAsia"/>
-                <w:color w:val="FF0000"/>
-                <w:kern w:val="0"/>
-                <w:sz w:val="24"/>
-              </w:rPr>
-              <w:t xml:space="preserve">项目十三  对话与可操作测试法</w:t>
+                <w:color w:val="000000"/>
+                <w:kern w:val="0"/>
+                <w:sz w:val="24"/>
+              </w:rPr>
+            </w:pPr>
+            <w:r>
+              <w:rPr>
+                <w:rFonts w:ascii="FangSong_GB2312" w:eastAsia="FangSong_GB2312" w:hAnsi="FangSong_GB2312" w:cs="FangSong_GB2312" w:hint="eastAsia"/>
+                <w:color w:val="000000"/>
+                <w:kern w:val="0"/>
+                <w:sz w:val="24"/>
+              </w:rPr>
+              <w:t xml:space="preserve">第13章  对话与可操作测试法</w:t>
             </w:r>
           </w:p>
         </w:tc>
@@ -150,15 +150,15 @@
               <w:jc w:val="center"/>
               <w:rPr>
                 <w:rFonts w:ascii="FangSong_GB2312" w:eastAsia="FangSong_GB2312" w:hAnsi="FangSong_GB2312" w:cs="FangSong_GB2312"/>
-                <w:color w:val="333333"/>
-                <w:kern w:val="0"/>
-                <w:sz w:val="24"/>
-              </w:rPr>
-            </w:pPr>
-            <w:r>
-              <w:rPr>
-                <w:rFonts w:ascii="FangSong_GB2312" w:eastAsia="FangSong_GB2312" w:hAnsi="FangSong_GB2312" w:cs="FangSong_GB2312" w:hint="eastAsia"/>
-                <w:color w:val="FF0000"/>
+                <w:color w:val="000000"/>
+                <w:kern w:val="0"/>
+                <w:sz w:val="24"/>
+              </w:rPr>
+            </w:pPr>
+            <w:r>
+              <w:rPr>
+                <w:rFonts w:ascii="FangSong_GB2312" w:eastAsia="FangSong_GB2312" w:hAnsi="FangSong_GB2312" w:cs="FangSong_GB2312" w:hint="eastAsia"/>
+                <w:color w:val="000000"/>
                 <w:kern w:val="0"/>
                 <w:sz w:val="24"/>
               </w:rPr>
@@ -190,15 +190,15 @@
               <w:jc w:val="center"/>
               <w:rPr>
                 <w:rFonts w:ascii="FangSong_GB2312" w:eastAsia="FangSong_GB2312" w:hAnsi="FangSong_GB2312" w:cs="FangSong_GB2312"/>
-                <w:color w:val="333333"/>
-                <w:kern w:val="0"/>
-                <w:sz w:val="24"/>
-              </w:rPr>
-            </w:pPr>
-            <w:r>
-              <w:rPr>
-                <w:rFonts w:ascii="FangSong_GB2312" w:eastAsia="FangSong_GB2312" w:hAnsi="FangSong_GB2312" w:cs="FangSong_GB2312" w:hint="eastAsia"/>
-                <w:color w:val="FF0000"/>
+                <w:color w:val="000000"/>
+                <w:kern w:val="0"/>
+                <w:sz w:val="24"/>
+              </w:rPr>
+            </w:pPr>
+            <w:r>
+              <w:rPr>
+                <w:rFonts w:ascii="FangSong_GB2312" w:eastAsia="FangSong_GB2312" w:hAnsi="FangSong_GB2312" w:cs="FangSong_GB2312" w:hint="eastAsia"/>
+                <w:color w:val="000000"/>
                 <w:kern w:val="0"/>
                 <w:sz w:val="24"/>
               </w:rPr>
@@ -213,15 +213,15 @@
               <w:jc w:val="center"/>
               <w:rPr>
                 <w:rFonts w:ascii="FangSong_GB2312" w:eastAsia="FangSong_GB2312" w:hAnsi="FangSong_GB2312" w:cs="FangSong_GB2312"/>
-                <w:color w:val="333333"/>
-                <w:kern w:val="0"/>
-                <w:sz w:val="24"/>
-              </w:rPr>
-            </w:pPr>
-            <w:r>
-              <w:rPr>
-                <w:rFonts w:ascii="FangSong_GB2312" w:eastAsia="FangSong_GB2312" w:hAnsi="FangSong_GB2312" w:cs="FangSong_GB2312" w:hint="eastAsia"/>
-                <w:color w:val="FF0000"/>
+                <w:color w:val="000000"/>
+                <w:kern w:val="0"/>
+                <w:sz w:val="24"/>
+              </w:rPr>
+            </w:pPr>
+            <w:r>
+              <w:rPr>
+                <w:rFonts w:ascii="FangSong_GB2312" w:eastAsia="FangSong_GB2312" w:hAnsi="FangSong_GB2312" w:cs="FangSong_GB2312" w:hint="eastAsia"/>
+                <w:color w:val="000000"/>
                 <w:kern w:val="0"/>
                 <w:sz w:val="24"/>
               </w:rPr>
@@ -987,7 +987,7 @@
                 <w:kern w:val="0"/>
                 <w:sz w:val="24"/>
               </w:rPr>
-              <w:t xml:space="preserve">理论讲授、主持过程正反面情景重现、实地组编组下放测试</w:t>
+              <w:t xml:space="preserve">项目导引、主持过程正反面情景重现、实地组编组下放测试</w:t>
             </w:r>
           </w:p>
         </w:tc>
@@ -1042,7 +1042,7 @@
         </w:tc>
         <w:tc>
           <w:tcPr>
-            <w:tcW w:w="3894" w:type="dxa"/>
+            <w:tcW w:w="1740" w:type="dxa"/>
             <w:tcBorders>
               <w:top w:val="single" w:sz="4" w:space="0" w:color="auto"/>
               <w:left w:val="single" w:sz="4" w:space="0" w:color="auto"/>
@@ -1077,7 +1077,7 @@
         </w:tc>
         <w:tc>
           <w:tcPr>
-            <w:tcW w:w="3810" w:type="dxa"/>
+            <w:tcW w:w="5964" w:type="dxa"/>
             <w:tcBorders>
               <w:top w:val="single" w:sz="4" w:space="0" w:color="auto"/>
               <w:left w:val="single" w:sz="4" w:space="0" w:color="auto"/>
@@ -1137,7 +1137,7 @@
         </w:tc>
         <w:tc>
           <w:tcPr>
-            <w:tcW w:w="3894" w:type="dxa"/>
+            <w:tcW w:w="1740" w:type="dxa"/>
             <w:tcBorders>
               <w:top w:val="single" w:sz="4" w:space="0" w:color="auto"/>
               <w:left w:val="single" w:sz="4" w:space="0" w:color="auto"/>
@@ -1172,7 +1172,7 @@
         </w:tc>
         <w:tc>
           <w:tcPr>
-            <w:tcW w:w="3810" w:type="dxa"/>
+            <w:tcW w:w="5964" w:type="dxa"/>
             <w:tcBorders>
               <w:top w:val="single" w:sz="4" w:space="0" w:color="auto"/>
               <w:left w:val="single" w:sz="4" w:space="0" w:color="auto"/>
@@ -1202,47 +1202,87 @@
                 <w:kern w:val="0"/>
                 <w:sz w:val="24"/>
               </w:rPr>
-              <w:t xml:space="preserve">【教学组织】回顾 W12 启发式走查发现，引出需真实用户验证</w:t>
-            </w:r>
-          </w:p>
-          <w:p>
-            <w:pPr>
-              <w:widowControl/>
-              <w:spacing w:line="400" w:lineRule="exact"/>
-              <w:jc w:val="left"/>
-              <w:rPr>
-                <w:rFonts w:ascii="FangSong_GB2312" w:eastAsia="FangSong_GB2312" w:hAnsi="FangSong_GB2312" w:cs="FangSong_GB2312"/>
-                <w:kern w:val="0"/>
-                <w:sz w:val="24"/>
-              </w:rPr>
-            </w:pPr>
-            <w:r>
-              <w:rPr>
-                <w:rFonts w:ascii="FangSong_GB2312" w:eastAsia="FangSong_GB2312" w:hAnsi="FangSong_GB2312" w:cs="FangSong_GB2312" w:hint="eastAsia"/>
-                <w:kern w:val="0"/>
-                <w:sz w:val="24"/>
-              </w:rPr>
-              <w:t xml:space="preserve">【教学方法】理论讲授、主持过程正反面情景重现、实地组编组下放测试</w:t>
-            </w:r>
-          </w:p>
-          <w:p>
-            <w:pPr>
-              <w:widowControl/>
-              <w:spacing w:line="400" w:lineRule="exact"/>
-              <w:jc w:val="left"/>
-              <w:rPr>
-                <w:rFonts w:ascii="FangSong_GB2312" w:eastAsia="FangSong_GB2312" w:hAnsi="FangSong_GB2312" w:cs="FangSong_GB2312"/>
-                <w:kern w:val="0"/>
-                <w:sz w:val="24"/>
-              </w:rPr>
-            </w:pPr>
-            <w:r>
-              <w:rPr>
-                <w:rFonts w:ascii="FangSong_GB2312" w:eastAsia="FangSong_GB2312" w:hAnsi="FangSong_GB2312" w:cs="FangSong_GB2312" w:hint="eastAsia"/>
-                <w:kern w:val="0"/>
-                <w:sz w:val="24"/>
-              </w:rPr>
-              <w:t xml:space="preserve">【时间安排】约10分钟（0.2理论学时）</w:t>
+              <w:t xml:space="preserve">【教学组织】上次课知识回顾:</w:t>
+            </w:r>
+          </w:p>
+          <w:p>
+            <w:pPr>
+              <w:widowControl/>
+              <w:spacing w:line="400" w:lineRule="exact"/>
+              <w:jc w:val="left"/>
+              <w:rPr>
+                <w:rFonts w:ascii="FangSong_GB2312" w:eastAsia="FangSong_GB2312" w:hAnsi="FangSong_GB2312" w:cs="FangSong_GB2312"/>
+                <w:kern w:val="0"/>
+                <w:sz w:val="24"/>
+              </w:rPr>
+            </w:pPr>
+            <w:r>
+              <w:rPr>
+                <w:rFonts w:ascii="FangSong_GB2312" w:eastAsia="FangSong_GB2312" w:hAnsi="FangSong_GB2312" w:cs="FangSong_GB2312" w:hint="eastAsia"/>
+                <w:kern w:val="0"/>
+                <w:sz w:val="24"/>
+              </w:rPr>
+              <w:t xml:space="preserve">1. 回顾 W12 启发式走查发现，引出需真实用户验证</w:t>
+            </w:r>
+          </w:p>
+          <w:p>
+            <w:pPr>
+              <w:widowControl/>
+              <w:spacing w:line="400" w:lineRule="exact"/>
+              <w:jc w:val="left"/>
+              <w:rPr>
+                <w:rFonts w:ascii="FangSong_GB2312" w:eastAsia="FangSong_GB2312" w:hAnsi="FangSong_GB2312" w:cs="FangSong_GB2312"/>
+                <w:kern w:val="0"/>
+                <w:sz w:val="24"/>
+              </w:rPr>
+            </w:pPr>
+            <w:r>
+              <w:rPr>
+                <w:rFonts w:ascii="FangSong_GB2312" w:eastAsia="FangSong_GB2312" w:hAnsi="FangSong_GB2312" w:cs="FangSong_GB2312" w:hint="eastAsia"/>
+                <w:kern w:val="0"/>
+                <w:sz w:val="24"/>
+              </w:rPr>
+              <w:t xml:space="preserve">2. 检查学生对前置知识的掌握情况，建立新旧知识的逻辑桥梁。</w:t>
+            </w:r>
+          </w:p>
+          <w:p>
+            <w:pPr>
+              <w:widowControl/>
+              <w:spacing w:line="400" w:lineRule="exact"/>
+              <w:jc w:val="left"/>
+              <w:rPr>
+                <w:rFonts w:ascii="FangSong_GB2312" w:eastAsia="FangSong_GB2312" w:hAnsi="FangSong_GB2312" w:cs="FangSong_GB2312"/>
+                <w:kern w:val="0"/>
+                <w:sz w:val="24"/>
+              </w:rPr>
+            </w:pPr>
+            <w:r>
+              <w:rPr>
+                <w:rFonts w:ascii="FangSong_GB2312" w:eastAsia="FangSong_GB2312" w:hAnsi="FangSong_GB2312" w:cs="FangSong_GB2312" w:hint="eastAsia"/>
+                <w:kern w:val="0"/>
+                <w:sz w:val="24"/>
+              </w:rPr>
+              <w:t xml:space="preserve">【教学方法】项目导引、主持过程正反面情景重现、实地组编组下放测试</w:t>
+            </w:r>
+          </w:p>
+          <w:p>
+            <w:pPr>
+              <w:widowControl/>
+              <w:spacing w:line="400" w:lineRule="exact"/>
+              <w:jc w:val="left"/>
+              <w:rPr>
+                <w:rFonts w:ascii="FangSong_GB2312" w:eastAsia="FangSong_GB2312" w:hAnsi="FangSong_GB2312" w:cs="FangSong_GB2312"/>
+                <w:kern w:val="0"/>
+                <w:sz w:val="24"/>
+              </w:rPr>
+            </w:pPr>
+            <w:r>
+              <w:rPr>
+                <w:rFonts w:ascii="FangSong_GB2312" w:eastAsia="FangSong_GB2312" w:hAnsi="FangSong_GB2312" w:cs="FangSong_GB2312" w:hint="eastAsia"/>
+                <w:kern w:val="0"/>
+                <w:sz w:val="24"/>
+              </w:rPr>
+              <w:t xml:space="preserve">【时间安排】约10分钟（0.2实践学时）</w:t>
             </w:r>
           </w:p>
           <w:p>
@@ -1293,7 +1333,7 @@
         </w:tc>
         <w:tc>
           <w:tcPr>
-            <w:tcW w:w="3894" w:type="dxa"/>
+            <w:tcW w:w="1740" w:type="dxa"/>
             <w:tcBorders>
               <w:top w:val="single" w:sz="4" w:space="0" w:color="auto"/>
               <w:left w:val="single" w:sz="4" w:space="0" w:color="auto"/>
@@ -1329,7 +1369,7 @@
         </w:tc>
         <w:tc>
           <w:tcPr>
-            <w:tcW w:w="3810" w:type="dxa"/>
+            <w:tcW w:w="5964" w:type="dxa"/>
             <w:tcBorders>
               <w:top w:val="single" w:sz="4" w:space="0" w:color="auto"/>
               <w:left w:val="single" w:sz="4" w:space="0" w:color="auto"/>
@@ -1359,47 +1399,107 @@
                 <w:kern w:val="0"/>
                 <w:sz w:val="24"/>
               </w:rPr>
-              <w:t xml:space="preserve">【教学组织】播放'引导式 vs 纯观察式'测试主持的正反面对比片段，引出科学测试规范</w:t>
-            </w:r>
-          </w:p>
-          <w:p>
-            <w:pPr>
-              <w:widowControl/>
-              <w:spacing w:line="400" w:lineRule="exact"/>
-              <w:jc w:val="left"/>
-              <w:rPr>
-                <w:rFonts w:ascii="FangSong_GB2312" w:eastAsia="FangSong_GB2312" w:hAnsi="FangSong_GB2312" w:cs="FangSong_GB2312"/>
-                <w:kern w:val="0"/>
-                <w:sz w:val="24"/>
-              </w:rPr>
-            </w:pPr>
-            <w:r>
-              <w:rPr>
-                <w:rFonts w:ascii="FangSong_GB2312" w:eastAsia="FangSong_GB2312" w:hAnsi="FangSong_GB2312" w:cs="FangSong_GB2312" w:hint="eastAsia"/>
-                <w:kern w:val="0"/>
-                <w:sz w:val="24"/>
-              </w:rPr>
-              <w:t xml:space="preserve">【教学方法】理论讲授、主持过程正反面情景重现、实地组编组下放测试</w:t>
-            </w:r>
-          </w:p>
-          <w:p>
-            <w:pPr>
-              <w:widowControl/>
-              <w:spacing w:line="400" w:lineRule="exact"/>
-              <w:jc w:val="left"/>
-              <w:rPr>
-                <w:rFonts w:ascii="FangSong_GB2312" w:eastAsia="FangSong_GB2312" w:hAnsi="FangSong_GB2312" w:cs="FangSong_GB2312"/>
-                <w:kern w:val="0"/>
-                <w:sz w:val="24"/>
-              </w:rPr>
-            </w:pPr>
-            <w:r>
-              <w:rPr>
-                <w:rFonts w:ascii="FangSong_GB2312" w:eastAsia="FangSong_GB2312" w:hAnsi="FangSong_GB2312" w:cs="FangSong_GB2312" w:hint="eastAsia"/>
-                <w:kern w:val="0"/>
-                <w:sz w:val="24"/>
-              </w:rPr>
-              <w:t xml:space="preserve">【时间安排】约10分钟（0.2理论学时）</w:t>
+              <w:t xml:space="preserve">【教学组织】课程情境导入:</w:t>
+            </w:r>
+          </w:p>
+          <w:p>
+            <w:pPr>
+              <w:widowControl/>
+              <w:spacing w:line="400" w:lineRule="exact"/>
+              <w:jc w:val="left"/>
+              <w:rPr>
+                <w:rFonts w:ascii="FangSong_GB2312" w:eastAsia="FangSong_GB2312" w:hAnsi="FangSong_GB2312" w:cs="FangSong_GB2312"/>
+                <w:kern w:val="0"/>
+                <w:sz w:val="24"/>
+              </w:rPr>
+            </w:pPr>
+            <w:r>
+              <w:rPr>
+                <w:rFonts w:ascii="FangSong_GB2312" w:eastAsia="FangSong_GB2312" w:hAnsi="FangSong_GB2312" w:cs="FangSong_GB2312" w:hint="eastAsia"/>
+                <w:kern w:val="0"/>
+                <w:sz w:val="24"/>
+              </w:rPr>
+              <w:t xml:space="preserve">1. 播放'引导式 vs 纯观察式'测试主持的正反面对比片段，引出科学测试规范</w:t>
+            </w:r>
+          </w:p>
+          <w:p>
+            <w:pPr>
+              <w:widowControl/>
+              <w:spacing w:line="400" w:lineRule="exact"/>
+              <w:jc w:val="left"/>
+              <w:rPr>
+                <w:rFonts w:ascii="FangSong_GB2312" w:eastAsia="FangSong_GB2312" w:hAnsi="FangSong_GB2312" w:cs="FangSong_GB2312"/>
+                <w:kern w:val="0"/>
+                <w:sz w:val="24"/>
+              </w:rPr>
+            </w:pPr>
+            <w:r>
+              <w:rPr>
+                <w:rFonts w:ascii="FangSong_GB2312" w:eastAsia="FangSong_GB2312" w:hAnsi="FangSong_GB2312" w:cs="FangSong_GB2312" w:hint="eastAsia"/>
+                <w:kern w:val="0"/>
+                <w:sz w:val="24"/>
+              </w:rPr>
+              <w:t xml:space="preserve">2. 明确本节课核心聚焦点：Think-Aloud (出声思考法) 的规范主持技巧底线与不干扰原则</w:t>
+            </w:r>
+          </w:p>
+          <w:p>
+            <w:pPr>
+              <w:widowControl/>
+              <w:spacing w:line="400" w:lineRule="exact"/>
+              <w:jc w:val="left"/>
+              <w:rPr>
+                <w:rFonts w:ascii="FangSong_GB2312" w:eastAsia="FangSong_GB2312" w:hAnsi="FangSong_GB2312" w:cs="FangSong_GB2312"/>
+                <w:kern w:val="0"/>
+                <w:sz w:val="24"/>
+              </w:rPr>
+            </w:pPr>
+            <w:r>
+              <w:rPr>
+                <w:rFonts w:ascii="FangSong_GB2312" w:eastAsia="FangSong_GB2312" w:hAnsi="FangSong_GB2312" w:cs="FangSong_GB2312" w:hint="eastAsia"/>
+                <w:kern w:val="0"/>
+                <w:sz w:val="24"/>
+              </w:rPr>
+              <w:t xml:space="preserve">3. 激发学生学习动机与探索兴趣。</w:t>
+            </w:r>
+          </w:p>
+          <w:p>
+            <w:pPr>
+              <w:widowControl/>
+              <w:spacing w:line="400" w:lineRule="exact"/>
+              <w:jc w:val="left"/>
+              <w:rPr>
+                <w:rFonts w:ascii="FangSong_GB2312" w:eastAsia="FangSong_GB2312" w:hAnsi="FangSong_GB2312" w:cs="FangSong_GB2312"/>
+                <w:kern w:val="0"/>
+                <w:sz w:val="24"/>
+              </w:rPr>
+            </w:pPr>
+            <w:r>
+              <w:rPr>
+                <w:rFonts w:ascii="FangSong_GB2312" w:eastAsia="FangSong_GB2312" w:hAnsi="FangSong_GB2312" w:cs="FangSong_GB2312" w:hint="eastAsia"/>
+                <w:kern w:val="0"/>
+                <w:sz w:val="24"/>
+              </w:rPr>
+              <w:t xml:space="preserve">【教学方法】项目导引、主持过程正反面情景重现、实地组编组下放测试</w:t>
+            </w:r>
+          </w:p>
+          <w:p>
+            <w:pPr>
+              <w:widowControl/>
+              <w:spacing w:line="400" w:lineRule="exact"/>
+              <w:jc w:val="left"/>
+              <w:rPr>
+                <w:rFonts w:ascii="FangSong_GB2312" w:eastAsia="FangSong_GB2312" w:hAnsi="FangSong_GB2312" w:cs="FangSong_GB2312"/>
+                <w:kern w:val="0"/>
+                <w:sz w:val="24"/>
+              </w:rPr>
+            </w:pPr>
+            <w:r>
+              <w:rPr>
+                <w:rFonts w:ascii="FangSong_GB2312" w:eastAsia="FangSong_GB2312" w:hAnsi="FangSong_GB2312" w:cs="FangSong_GB2312" w:hint="eastAsia"/>
+                <w:kern w:val="0"/>
+                <w:sz w:val="24"/>
+              </w:rPr>
+              <w:t xml:space="preserve">【时间安排】约10分钟（0.2实践学时）</w:t>
             </w:r>
           </w:p>
           <w:p>
@@ -1450,7 +1550,7 @@
         </w:tc>
         <w:tc>
           <w:tcPr>
-            <w:tcW w:w="3894" w:type="dxa"/>
+            <w:tcW w:w="1740" w:type="dxa"/>
             <w:tcBorders>
               <w:top w:val="single" w:sz="4" w:space="0" w:color="auto"/>
               <w:left w:val="single" w:sz="4" w:space="0" w:color="auto"/>
@@ -1479,13 +1579,21 @@
                 <w:kern w:val="0"/>
                 <w:sz w:val="24"/>
               </w:rPr>
-              <w:t>新课讲授</w:t>
-            </w:r>
-          </w:p>
-        </w:tc>
-        <w:tc>
-          <w:tcPr>
-            <w:tcW w:w="3810" w:type="dxa"/>
+              <w:t>新课</w:t>
+            </w:r>
+            <w:r>
+              <w:rPr>
+                <w:rFonts w:ascii="FangSong_GB2312" w:eastAsia="FangSong_GB2312" w:hAnsi="FangSong_GB2312" w:cs="FangSong_GB2312" w:hint="eastAsia"/>
+                <w:kern w:val="0"/>
+                <w:sz w:val="24"/>
+              </w:rPr>
+              <w:t>演示</w:t>
+            </w:r>
+          </w:p>
+        </w:tc>
+        <w:tc>
+          <w:tcPr>
+            <w:tcW w:w="5964" w:type="dxa"/>
             <w:tcBorders>
               <w:top w:val="single" w:sz="4" w:space="0" w:color="auto"/>
               <w:left w:val="single" w:sz="4" w:space="0" w:color="auto"/>
@@ -1515,47 +1623,127 @@
                 <w:kern w:val="0"/>
                 <w:sz w:val="24"/>
               </w:rPr>
-              <w:t xml:space="preserve">【教学组织】Think-Aloud 出声思考法原理、主持规范（不干扰/不引导/不纠正）、观察记录方法</w:t>
-            </w:r>
-          </w:p>
-          <w:p>
-            <w:pPr>
-              <w:widowControl/>
-              <w:spacing w:line="400" w:lineRule="exact"/>
-              <w:jc w:val="left"/>
-              <w:rPr>
-                <w:rFonts w:ascii="FangSong_GB2312" w:eastAsia="FangSong_GB2312" w:hAnsi="FangSong_GB2312" w:cs="FangSong_GB2312"/>
-                <w:kern w:val="0"/>
-                <w:sz w:val="24"/>
-              </w:rPr>
-            </w:pPr>
-            <w:r>
-              <w:rPr>
-                <w:rFonts w:ascii="FangSong_GB2312" w:eastAsia="FangSong_GB2312" w:hAnsi="FangSong_GB2312" w:cs="FangSong_GB2312" w:hint="eastAsia"/>
-                <w:kern w:val="0"/>
-                <w:sz w:val="24"/>
-              </w:rPr>
-              <w:t xml:space="preserve">【教学方法】理论讲授、主持过程正反面情景重现、实地组编组下放测试</w:t>
-            </w:r>
-          </w:p>
-          <w:p>
-            <w:pPr>
-              <w:widowControl/>
-              <w:spacing w:line="400" w:lineRule="exact"/>
-              <w:jc w:val="left"/>
-              <w:rPr>
-                <w:rFonts w:ascii="FangSong_GB2312" w:eastAsia="FangSong_GB2312" w:hAnsi="FangSong_GB2312" w:cs="FangSong_GB2312"/>
-                <w:kern w:val="0"/>
-                <w:sz w:val="24"/>
-              </w:rPr>
-            </w:pPr>
-            <w:r>
-              <w:rPr>
-                <w:rFonts w:ascii="FangSong_GB2312" w:eastAsia="FangSong_GB2312" w:hAnsi="FangSong_GB2312" w:cs="FangSong_GB2312" w:hint="eastAsia"/>
-                <w:kern w:val="0"/>
-                <w:sz w:val="24"/>
-              </w:rPr>
-              <w:t xml:space="preserve">【时间安排】约70分钟（1.6理论学时）</w:t>
+              <w:t xml:space="preserve">【教学组织】核心方法与实操解析:</w:t>
+            </w:r>
+          </w:p>
+          <w:p>
+            <w:pPr>
+              <w:widowControl/>
+              <w:spacing w:line="400" w:lineRule="exact"/>
+              <w:jc w:val="left"/>
+              <w:rPr>
+                <w:rFonts w:ascii="FangSong_GB2312" w:eastAsia="FangSong_GB2312" w:hAnsi="FangSong_GB2312" w:cs="FangSong_GB2312"/>
+                <w:kern w:val="0"/>
+                <w:sz w:val="24"/>
+              </w:rPr>
+            </w:pPr>
+            <w:r>
+              <w:rPr>
+                <w:rFonts w:ascii="FangSong_GB2312" w:eastAsia="FangSong_GB2312" w:hAnsi="FangSong_GB2312" w:cs="FangSong_GB2312" w:hint="eastAsia"/>
+                <w:kern w:val="0"/>
+                <w:sz w:val="24"/>
+              </w:rPr>
+              <w:t xml:space="preserve">1. 实训主线：Think-Aloud 出声思考法实操、主持规范（不干扰/不引导/不纠正）、观察记录方法</w:t>
+            </w:r>
+          </w:p>
+          <w:p>
+            <w:pPr>
+              <w:widowControl/>
+              <w:spacing w:line="400" w:lineRule="exact"/>
+              <w:jc w:val="left"/>
+              <w:rPr>
+                <w:rFonts w:ascii="FangSong_GB2312" w:eastAsia="FangSong_GB2312" w:hAnsi="FangSong_GB2312" w:cs="FangSong_GB2312"/>
+                <w:kern w:val="0"/>
+                <w:sz w:val="24"/>
+              </w:rPr>
+            </w:pPr>
+            <w:r>
+              <w:rPr>
+                <w:rFonts w:ascii="FangSong_GB2312" w:eastAsia="FangSong_GB2312" w:hAnsi="FangSong_GB2312" w:cs="FangSong_GB2312" w:hint="eastAsia"/>
+                <w:kern w:val="0"/>
+                <w:sz w:val="24"/>
+              </w:rPr>
+              <w:t xml:space="preserve">2. 实践要点拆解：13.1 无硬件条件下的实验室降维版：出声思考(Think-Aloud)的科学执行 13.2 执行实地用户定性实验，深挖死角</w:t>
+            </w:r>
+          </w:p>
+          <w:p>
+            <w:pPr>
+              <w:widowControl/>
+              <w:spacing w:line="400" w:lineRule="exact"/>
+              <w:jc w:val="left"/>
+              <w:rPr>
+                <w:rFonts w:ascii="FangSong_GB2312" w:eastAsia="FangSong_GB2312" w:hAnsi="FangSong_GB2312" w:cs="FangSong_GB2312"/>
+                <w:kern w:val="0"/>
+                <w:sz w:val="24"/>
+              </w:rPr>
+            </w:pPr>
+            <w:r>
+              <w:rPr>
+                <w:rFonts w:ascii="FangSong_GB2312" w:eastAsia="FangSong_GB2312" w:hAnsi="FangSong_GB2312" w:cs="FangSong_GB2312" w:hint="eastAsia"/>
+                <w:kern w:val="0"/>
+                <w:sz w:val="24"/>
+              </w:rPr>
+              <w:t xml:space="preserve">3. 重难点突破：针对“在测试过程中抑制引导、纠正或暗示用户的下意识冲动，仅做纯粹的诱导发声与观察”，采用案例剖析策略。</w:t>
+            </w:r>
+          </w:p>
+          <w:p>
+            <w:pPr>
+              <w:widowControl/>
+              <w:spacing w:line="400" w:lineRule="exact"/>
+              <w:jc w:val="left"/>
+              <w:rPr>
+                <w:rFonts w:ascii="FangSong_GB2312" w:eastAsia="FangSong_GB2312" w:hAnsi="FangSong_GB2312" w:cs="FangSong_GB2312"/>
+                <w:kern w:val="0"/>
+                <w:sz w:val="24"/>
+              </w:rPr>
+            </w:pPr>
+            <w:r>
+              <w:rPr>
+                <w:rFonts w:ascii="FangSong_GB2312" w:eastAsia="FangSong_GB2312" w:hAnsi="FangSong_GB2312" w:cs="FangSong_GB2312" w:hint="eastAsia"/>
+                <w:kern w:val="0"/>
+                <w:sz w:val="24"/>
+              </w:rPr>
+              <w:t xml:space="preserve">4. 支撑目标：掌握 Think-Aloud 的规范主持技巧</w:t>
+            </w:r>
+          </w:p>
+          <w:p>
+            <w:pPr>
+              <w:widowControl/>
+              <w:spacing w:line="400" w:lineRule="exact"/>
+              <w:jc w:val="left"/>
+              <w:rPr>
+                <w:rFonts w:ascii="FangSong_GB2312" w:eastAsia="FangSong_GB2312" w:hAnsi="FangSong_GB2312" w:cs="FangSong_GB2312"/>
+                <w:kern w:val="0"/>
+                <w:sz w:val="24"/>
+              </w:rPr>
+            </w:pPr>
+            <w:r>
+              <w:rPr>
+                <w:rFonts w:ascii="FangSong_GB2312" w:eastAsia="FangSong_GB2312" w:hAnsi="FangSong_GB2312" w:cs="FangSong_GB2312" w:hint="eastAsia"/>
+                <w:kern w:val="0"/>
+                <w:sz w:val="24"/>
+              </w:rPr>
+              <w:t xml:space="preserve">【教学方法】项目导引、主持过程正反面情景重现、实地组编组下放测试</w:t>
+            </w:r>
+          </w:p>
+          <w:p>
+            <w:pPr>
+              <w:widowControl/>
+              <w:spacing w:line="400" w:lineRule="exact"/>
+              <w:jc w:val="left"/>
+              <w:rPr>
+                <w:rFonts w:ascii="FangSong_GB2312" w:eastAsia="FangSong_GB2312" w:hAnsi="FangSong_GB2312" w:cs="FangSong_GB2312"/>
+                <w:kern w:val="0"/>
+                <w:sz w:val="24"/>
+              </w:rPr>
+            </w:pPr>
+            <w:r>
+              <w:rPr>
+                <w:rFonts w:ascii="FangSong_GB2312" w:eastAsia="FangSong_GB2312" w:hAnsi="FangSong_GB2312" w:cs="FangSong_GB2312" w:hint="eastAsia"/>
+                <w:kern w:val="0"/>
+                <w:sz w:val="24"/>
+              </w:rPr>
+              <w:t xml:space="preserve">【时间安排】约70分钟（1.6实践学时）</w:t>
             </w:r>
           </w:p>
           <w:p>
@@ -1635,7 +1823,7 @@
         </w:tc>
         <w:tc>
           <w:tcPr>
-            <w:tcW w:w="3894" w:type="dxa"/>
+            <w:tcW w:w="1740" w:type="dxa"/>
             <w:tcBorders>
               <w:top w:val="single" w:sz="4" w:space="0" w:color="auto"/>
               <w:left w:val="single" w:sz="4" w:space="0" w:color="auto"/>
@@ -1656,7 +1844,7 @@
                 <w:rFonts w:ascii="FangSong_GB2312" w:eastAsia="FangSong_GB2312" w:hAnsi="FangSong_GB2312" w:cs="FangSong_GB2312"/>
                 <w:b/>
                 <w:bCs/>
-                <w:color w:val="FF0000"/>
+                <w:color w:val="000000"/>
                 <w:kern w:val="0"/>
                 <w:sz w:val="24"/>
               </w:rPr>
@@ -1666,7 +1854,7 @@
                 <w:rFonts w:ascii="FangSong_GB2312" w:eastAsia="FangSong_GB2312" w:hAnsi="FangSong_GB2312" w:cs="FangSong_GB2312" w:hint="eastAsia"/>
                 <w:b/>
                 <w:bCs/>
-                <w:color w:val="FF0000"/>
+                <w:color w:val="000000"/>
                 <w:kern w:val="0"/>
                 <w:sz w:val="24"/>
               </w:rPr>
@@ -1676,7 +1864,7 @@
         </w:tc>
         <w:tc>
           <w:tcPr>
-            <w:tcW w:w="3810" w:type="dxa"/>
+            <w:tcW w:w="5964" w:type="dxa"/>
             <w:tcBorders>
               <w:top w:val="single" w:sz="4" w:space="0" w:color="auto"/>
               <w:left w:val="single" w:sz="4" w:space="0" w:color="auto"/>
@@ -1696,53 +1884,125 @@
               <w:jc w:val="left"/>
               <w:rPr>
                 <w:rFonts w:ascii="FangSong_GB2312" w:eastAsia="FangSong_GB2312" w:hAnsi="FangSong_GB2312" w:cs="FangSong_GB2312"/>
-                <w:kern w:val="0"/>
-                <w:sz w:val="24"/>
-              </w:rPr>
-            </w:pPr>
-            <w:r>
-              <w:rPr>
-                <w:rFonts w:ascii="FangSong_GB2312" w:eastAsia="FangSong_GB2312" w:hAnsi="FangSong_GB2312" w:cs="FangSong_GB2312" w:hint="eastAsia"/>
-                <w:kern w:val="0"/>
-                <w:sz w:val="24"/>
-              </w:rPr>
-              <w:t xml:space="preserve">【教学组织】实地组编组 Think-Aloud 测试——互为测试者与主持人</w:t>
-            </w:r>
-          </w:p>
-          <w:p>
-            <w:pPr>
-              <w:widowControl/>
-              <w:spacing w:line="400" w:lineRule="exact"/>
-              <w:jc w:val="left"/>
-              <w:rPr>
-                <w:rFonts w:ascii="FangSong_GB2312" w:eastAsia="FangSong_GB2312" w:hAnsi="FangSong_GB2312" w:cs="FangSong_GB2312"/>
-                <w:kern w:val="0"/>
-                <w:sz w:val="24"/>
-              </w:rPr>
-            </w:pPr>
-            <w:r>
-              <w:rPr>
-                <w:rFonts w:ascii="FangSong_GB2312" w:eastAsia="FangSong_GB2312" w:hAnsi="FangSong_GB2312" w:cs="FangSong_GB2312" w:hint="eastAsia"/>
-                <w:kern w:val="0"/>
-                <w:sz w:val="24"/>
-              </w:rPr>
-              <w:t xml:space="preserve">【教学方法】理论讲授、主持过程正反面情景重现、实地组编组下放测试</w:t>
-            </w:r>
-          </w:p>
-          <w:p>
-            <w:pPr>
-              <w:widowControl/>
-              <w:spacing w:line="400" w:lineRule="exact"/>
-              <w:jc w:val="left"/>
-              <w:rPr>
-                <w:rFonts w:ascii="FangSong_GB2312" w:eastAsia="FangSong_GB2312" w:hAnsi="FangSong_GB2312" w:cs="FangSong_GB2312"/>
-                <w:kern w:val="0"/>
-                <w:sz w:val="24"/>
-              </w:rPr>
-            </w:pPr>
-            <w:r>
-              <w:rPr>
-                <w:rFonts w:ascii="FangSong_GB2312" w:eastAsia="FangSong_GB2312" w:hAnsi="FangSong_GB2312" w:cs="FangSong_GB2312" w:hint="eastAsia"/>
+                <w:color w:val="000000"/>
+                <w:kern w:val="0"/>
+                <w:sz w:val="24"/>
+              </w:rPr>
+            </w:pPr>
+            <w:r>
+              <w:rPr>
+                <w:rFonts w:ascii="FangSong_GB2312" w:eastAsia="FangSong_GB2312" w:hAnsi="FangSong_GB2312" w:cs="FangSong_GB2312" w:hint="eastAsia"/>
+                <w:color w:val="000000"/>
+                <w:kern w:val="0"/>
+                <w:sz w:val="24"/>
+              </w:rPr>
+              <w:t xml:space="preserve">【教学组织】课堂实践与操作训练:</w:t>
+            </w:r>
+          </w:p>
+          <w:p>
+            <w:pPr>
+              <w:widowControl/>
+              <w:spacing w:line="400" w:lineRule="exact"/>
+              <w:jc w:val="left"/>
+              <w:rPr>
+                <w:rFonts w:ascii="FangSong_GB2312" w:eastAsia="FangSong_GB2312" w:hAnsi="FangSong_GB2312" w:cs="FangSong_GB2312"/>
+                <w:color w:val="000000"/>
+                <w:kern w:val="0"/>
+                <w:sz w:val="24"/>
+              </w:rPr>
+            </w:pPr>
+            <w:r>
+              <w:rPr>
+                <w:rFonts w:ascii="FangSong_GB2312" w:eastAsia="FangSong_GB2312" w:hAnsi="FangSong_GB2312" w:cs="FangSong_GB2312" w:hint="eastAsia"/>
+                <w:color w:val="000000"/>
+                <w:kern w:val="0"/>
+                <w:sz w:val="24"/>
+              </w:rPr>
+              <w:t xml:space="preserve">1. 实践任务指导：实地组编组 Think-Aloud 测试——互为测试者与主持人</w:t>
+            </w:r>
+          </w:p>
+          <w:p>
+            <w:pPr>
+              <w:widowControl/>
+              <w:spacing w:line="400" w:lineRule="exact"/>
+              <w:jc w:val="left"/>
+              <w:rPr>
+                <w:rFonts w:ascii="FangSong_GB2312" w:eastAsia="FangSong_GB2312" w:hAnsi="FangSong_GB2312" w:cs="FangSong_GB2312"/>
+                <w:color w:val="000000"/>
+                <w:kern w:val="0"/>
+                <w:sz w:val="24"/>
+              </w:rPr>
+            </w:pPr>
+            <w:r>
+              <w:rPr>
+                <w:rFonts w:ascii="FangSong_GB2312" w:eastAsia="FangSong_GB2312" w:hAnsi="FangSong_GB2312" w:cs="FangSong_GB2312" w:hint="eastAsia"/>
+                <w:color w:val="000000"/>
+                <w:kern w:val="0"/>
+                <w:sz w:val="24"/>
+              </w:rPr>
+              <w:t xml:space="preserve">2. 核心任务目标：以主持人身份完成至少 3 人次 Think-Aloud 测试，提交测试录屏/录音、观察笔记及关键发现摘要。</w:t>
+            </w:r>
+          </w:p>
+          <w:p>
+            <w:pPr>
+              <w:widowControl/>
+              <w:spacing w:line="400" w:lineRule="exact"/>
+              <w:jc w:val="left"/>
+              <w:rPr>
+                <w:rFonts w:ascii="FangSong_GB2312" w:eastAsia="FangSong_GB2312" w:hAnsi="FangSong_GB2312" w:cs="FangSong_GB2312"/>
+                <w:color w:val="000000"/>
+                <w:kern w:val="0"/>
+                <w:sz w:val="24"/>
+              </w:rPr>
+            </w:pPr>
+            <w:r>
+              <w:rPr>
+                <w:rFonts w:ascii="FangSong_GB2312" w:eastAsia="FangSong_GB2312" w:hAnsi="FangSong_GB2312" w:cs="FangSong_GB2312" w:hint="eastAsia"/>
+                <w:color w:val="000000"/>
+                <w:kern w:val="0"/>
+                <w:sz w:val="24"/>
+              </w:rPr>
+              <w:t xml:space="preserve">3. 教师巡回指导，及时发现并纠正学生实践中的认知偏差。</w:t>
+            </w:r>
+          </w:p>
+          <w:p>
+            <w:pPr>
+              <w:widowControl/>
+              <w:spacing w:line="400" w:lineRule="exact"/>
+              <w:jc w:val="left"/>
+              <w:rPr>
+                <w:rFonts w:ascii="FangSong_GB2312" w:eastAsia="FangSong_GB2312" w:hAnsi="FangSong_GB2312" w:cs="FangSong_GB2312"/>
+                <w:color w:val="000000"/>
+                <w:kern w:val="0"/>
+                <w:sz w:val="24"/>
+              </w:rPr>
+            </w:pPr>
+            <w:r>
+              <w:rPr>
+                <w:rFonts w:ascii="FangSong_GB2312" w:eastAsia="FangSong_GB2312" w:hAnsi="FangSong_GB2312" w:cs="FangSong_GB2312" w:hint="eastAsia"/>
+                <w:color w:val="000000"/>
+                <w:kern w:val="0"/>
+                <w:sz w:val="24"/>
+              </w:rPr>
+              <w:t xml:space="preserve">【教学方法】项目导引、主持过程正反面情景重现、实地组编组下放测试</w:t>
+            </w:r>
+          </w:p>
+          <w:p>
+            <w:pPr>
+              <w:widowControl/>
+              <w:spacing w:line="400" w:lineRule="exact"/>
+              <w:jc w:val="left"/>
+              <w:rPr>
+                <w:rFonts w:ascii="FangSong_GB2312" w:eastAsia="FangSong_GB2312" w:hAnsi="FangSong_GB2312" w:cs="FangSong_GB2312"/>
+                <w:color w:val="000000"/>
+                <w:kern w:val="0"/>
+                <w:sz w:val="24"/>
+              </w:rPr>
+            </w:pPr>
+            <w:r>
+              <w:rPr>
+                <w:rFonts w:ascii="FangSong_GB2312" w:eastAsia="FangSong_GB2312" w:hAnsi="FangSong_GB2312" w:cs="FangSong_GB2312" w:hint="eastAsia"/>
+                <w:color w:val="000000"/>
                 <w:kern w:val="0"/>
                 <w:sz w:val="24"/>
               </w:rPr>
@@ -1756,13 +2016,15 @@
               <w:jc w:val="left"/>
               <w:rPr>
                 <w:rFonts w:ascii="FangSong_GB2312" w:eastAsia="FangSong_GB2312" w:hAnsi="FangSong_GB2312" w:cs="FangSong_GB2312"/>
-                <w:kern w:val="0"/>
-                <w:sz w:val="24"/>
-              </w:rPr>
-            </w:pPr>
-            <w:r>
-              <w:rPr>
-                <w:rFonts w:ascii="FangSong_GB2312" w:eastAsia="FangSong_GB2312" w:hAnsi="FangSong_GB2312" w:cs="FangSong_GB2312" w:hint="eastAsia"/>
+                <w:color w:val="000000"/>
+                <w:kern w:val="0"/>
+                <w:sz w:val="24"/>
+              </w:rPr>
+            </w:pPr>
+            <w:r>
+              <w:rPr>
+                <w:rFonts w:ascii="FangSong_GB2312" w:eastAsia="FangSong_GB2312" w:hAnsi="FangSong_GB2312" w:cs="FangSong_GB2312" w:hint="eastAsia"/>
+                <w:color w:val="000000"/>
                 <w:kern w:val="0"/>
                 <w:sz w:val="24"/>
               </w:rPr>
@@ -1805,7 +2067,7 @@
         </w:tc>
         <w:tc>
           <w:tcPr>
-            <w:tcW w:w="3894" w:type="dxa"/>
+            <w:tcW w:w="1740" w:type="dxa"/>
             <w:tcBorders>
               <w:top w:val="single" w:sz="4" w:space="0" w:color="auto"/>
               <w:left w:val="single" w:sz="4" w:space="0" w:color="auto"/>
@@ -1826,7 +2088,7 @@
                 <w:rFonts w:ascii="FangSong_GB2312" w:eastAsia="FangSong_GB2312" w:hAnsi="FangSong_GB2312" w:cs="FangSong_GB2312"/>
                 <w:b/>
                 <w:bCs/>
-                <w:color w:val="FF0000"/>
+                <w:color w:val="000000"/>
                 <w:kern w:val="0"/>
                 <w:sz w:val="24"/>
               </w:rPr>
@@ -1836,7 +2098,7 @@
                 <w:rFonts w:ascii="FangSong_GB2312" w:eastAsia="FangSong_GB2312" w:hAnsi="FangSong_GB2312" w:cs="FangSong_GB2312" w:hint="eastAsia"/>
                 <w:b/>
                 <w:bCs/>
-                <w:color w:val="FF0000"/>
+                <w:color w:val="000000"/>
                 <w:kern w:val="0"/>
                 <w:sz w:val="24"/>
               </w:rPr>
@@ -1846,7 +2108,7 @@
         </w:tc>
         <w:tc>
           <w:tcPr>
-            <w:tcW w:w="3810" w:type="dxa"/>
+            <w:tcW w:w="5964" w:type="dxa"/>
             <w:tcBorders>
               <w:top w:val="single" w:sz="4" w:space="0" w:color="auto"/>
               <w:left w:val="single" w:sz="4" w:space="0" w:color="auto"/>
@@ -1866,53 +2128,125 @@
               <w:jc w:val="left"/>
               <w:rPr>
                 <w:rFonts w:ascii="FangSong_GB2312" w:eastAsia="FangSong_GB2312" w:hAnsi="FangSong_GB2312" w:cs="FangSong_GB2312"/>
-                <w:kern w:val="0"/>
-                <w:sz w:val="24"/>
-              </w:rPr>
-            </w:pPr>
-            <w:r>
-              <w:rPr>
-                <w:rFonts w:ascii="FangSong_GB2312" w:eastAsia="FangSong_GB2312" w:hAnsi="FangSong_GB2312" w:cs="FangSong_GB2312" w:hint="eastAsia"/>
-                <w:kern w:val="0"/>
-                <w:sz w:val="24"/>
-              </w:rPr>
-              <w:t xml:space="preserve">【教学组织】分享测试发现，讨论主持过程中的常见失误</w:t>
-            </w:r>
-          </w:p>
-          <w:p>
-            <w:pPr>
-              <w:widowControl/>
-              <w:spacing w:line="400" w:lineRule="exact"/>
-              <w:jc w:val="left"/>
-              <w:rPr>
-                <w:rFonts w:ascii="FangSong_GB2312" w:eastAsia="FangSong_GB2312" w:hAnsi="FangSong_GB2312" w:cs="FangSong_GB2312"/>
-                <w:kern w:val="0"/>
-                <w:sz w:val="24"/>
-              </w:rPr>
-            </w:pPr>
-            <w:r>
-              <w:rPr>
-                <w:rFonts w:ascii="FangSong_GB2312" w:eastAsia="FangSong_GB2312" w:hAnsi="FangSong_GB2312" w:cs="FangSong_GB2312" w:hint="eastAsia"/>
-                <w:kern w:val="0"/>
-                <w:sz w:val="24"/>
-              </w:rPr>
-              <w:t xml:space="preserve">【时间安排】约10分钟（2.2实践学时）</w:t>
-            </w:r>
-          </w:p>
-          <w:p>
-            <w:pPr>
-              <w:widowControl/>
-              <w:spacing w:line="400" w:lineRule="exact"/>
-              <w:jc w:val="left"/>
-              <w:rPr>
-                <w:rFonts w:ascii="FangSong_GB2312" w:eastAsia="FangSong_GB2312" w:hAnsi="FangSong_GB2312" w:cs="FangSong_GB2312"/>
-                <w:kern w:val="0"/>
-                <w:sz w:val="24"/>
-              </w:rPr>
-            </w:pPr>
-            <w:r>
-              <w:rPr>
-                <w:rFonts w:ascii="FangSong_GB2312" w:eastAsia="FangSong_GB2312" w:hAnsi="FangSong_GB2312" w:cs="FangSong_GB2312" w:hint="eastAsia"/>
+                <w:color w:val="000000"/>
+                <w:kern w:val="0"/>
+                <w:sz w:val="24"/>
+              </w:rPr>
+            </w:pPr>
+            <w:r>
+              <w:rPr>
+                <w:rFonts w:ascii="FangSong_GB2312" w:eastAsia="FangSong_GB2312" w:hAnsi="FangSong_GB2312" w:cs="FangSong_GB2312" w:hint="eastAsia"/>
+                <w:color w:val="000000"/>
+                <w:kern w:val="0"/>
+                <w:sz w:val="24"/>
+              </w:rPr>
+              <w:t xml:space="preserve">【教学组织】知识凝练与教学反思:</w:t>
+            </w:r>
+          </w:p>
+          <w:p>
+            <w:pPr>
+              <w:widowControl/>
+              <w:spacing w:line="400" w:lineRule="exact"/>
+              <w:jc w:val="left"/>
+              <w:rPr>
+                <w:rFonts w:ascii="FangSong_GB2312" w:eastAsia="FangSong_GB2312" w:hAnsi="FangSong_GB2312" w:cs="FangSong_GB2312"/>
+                <w:color w:val="000000"/>
+                <w:kern w:val="0"/>
+                <w:sz w:val="24"/>
+              </w:rPr>
+            </w:pPr>
+            <w:r>
+              <w:rPr>
+                <w:rFonts w:ascii="FangSong_GB2312" w:eastAsia="FangSong_GB2312" w:hAnsi="FangSong_GB2312" w:cs="FangSong_GB2312" w:hint="eastAsia"/>
+                <w:color w:val="000000"/>
+                <w:kern w:val="0"/>
+                <w:sz w:val="24"/>
+              </w:rPr>
+              <w:t xml:space="preserve">1. 归纳梳理：分享测试发现，讨论主持过程中的常见失误</w:t>
+            </w:r>
+          </w:p>
+          <w:p>
+            <w:pPr>
+              <w:widowControl/>
+              <w:spacing w:line="400" w:lineRule="exact"/>
+              <w:jc w:val="left"/>
+              <w:rPr>
+                <w:rFonts w:ascii="FangSong_GB2312" w:eastAsia="FangSong_GB2312" w:hAnsi="FangSong_GB2312" w:cs="FangSong_GB2312"/>
+                <w:color w:val="000000"/>
+                <w:kern w:val="0"/>
+                <w:sz w:val="24"/>
+              </w:rPr>
+            </w:pPr>
+            <w:r>
+              <w:rPr>
+                <w:rFonts w:ascii="FangSong_GB2312" w:eastAsia="FangSong_GB2312" w:hAnsi="FangSong_GB2312" w:cs="FangSong_GB2312" w:hint="eastAsia"/>
+                <w:color w:val="000000"/>
+                <w:kern w:val="0"/>
+                <w:sz w:val="24"/>
+              </w:rPr>
+              <w:t xml:space="preserve">2. 强化记忆：系统性总结本节课核心知识点与技能框架。</w:t>
+            </w:r>
+          </w:p>
+          <w:p>
+            <w:pPr>
+              <w:widowControl/>
+              <w:spacing w:line="400" w:lineRule="exact"/>
+              <w:jc w:val="left"/>
+              <w:rPr>
+                <w:rFonts w:ascii="FangSong_GB2312" w:eastAsia="FangSong_GB2312" w:hAnsi="FangSong_GB2312" w:cs="FangSong_GB2312"/>
+                <w:color w:val="000000"/>
+                <w:kern w:val="0"/>
+                <w:sz w:val="24"/>
+              </w:rPr>
+            </w:pPr>
+            <w:r>
+              <w:rPr>
+                <w:rFonts w:ascii="FangSong_GB2312" w:eastAsia="FangSong_GB2312" w:hAnsi="FangSong_GB2312" w:cs="FangSong_GB2312" w:hint="eastAsia"/>
+                <w:color w:val="000000"/>
+                <w:kern w:val="0"/>
+                <w:sz w:val="24"/>
+              </w:rPr>
+              <w:t xml:space="preserve">3. 布置课后延伸思考与预习任务。</w:t>
+            </w:r>
+          </w:p>
+          <w:p>
+            <w:pPr>
+              <w:widowControl/>
+              <w:spacing w:line="400" w:lineRule="exact"/>
+              <w:jc w:val="left"/>
+              <w:rPr>
+                <w:rFonts w:ascii="FangSong_GB2312" w:eastAsia="FangSong_GB2312" w:hAnsi="FangSong_GB2312" w:cs="FangSong_GB2312"/>
+                <w:color w:val="000000"/>
+                <w:kern w:val="0"/>
+                <w:sz w:val="24"/>
+              </w:rPr>
+            </w:pPr>
+            <w:r>
+              <w:rPr>
+                <w:rFonts w:ascii="FangSong_GB2312" w:eastAsia="FangSong_GB2312" w:hAnsi="FangSong_GB2312" w:cs="FangSong_GB2312" w:hint="eastAsia"/>
+                <w:color w:val="000000"/>
+                <w:kern w:val="0"/>
+                <w:sz w:val="24"/>
+              </w:rPr>
+              <w:t xml:space="preserve">【时间安排】约10分钟（0.2实践学时）</w:t>
+            </w:r>
+          </w:p>
+          <w:p>
+            <w:pPr>
+              <w:widowControl/>
+              <w:spacing w:line="400" w:lineRule="exact"/>
+              <w:jc w:val="left"/>
+              <w:rPr>
+                <w:rFonts w:ascii="FangSong_GB2312" w:eastAsia="FangSong_GB2312" w:hAnsi="FangSong_GB2312" w:cs="FangSong_GB2312"/>
+                <w:color w:val="000000"/>
+                <w:kern w:val="0"/>
+                <w:sz w:val="24"/>
+              </w:rPr>
+            </w:pPr>
+            <w:r>
+              <w:rPr>
+                <w:rFonts w:ascii="FangSong_GB2312" w:eastAsia="FangSong_GB2312" w:hAnsi="FangSong_GB2312" w:cs="FangSong_GB2312" w:hint="eastAsia"/>
+                <w:color w:val="000000"/>
                 <w:kern w:val="0"/>
                 <w:sz w:val="24"/>
               </w:rPr>
@@ -1985,15 +2319,15 @@
               <w:rPr>
                 <w:rFonts w:ascii="FangSong_GB2312" w:eastAsia="FangSong_GB2312" w:hAnsi="FangSong_GB2312" w:cs="FangSong_GB2312"/>
                 <w:bCs/>
-                <w:color w:val="333333"/>
-                <w:kern w:val="0"/>
-                <w:sz w:val="24"/>
-              </w:rPr>
-            </w:pPr>
-            <w:r>
-              <w:rPr>
-                <w:rFonts w:ascii="FangSong_GB2312" w:eastAsia="FangSong_GB2312" w:hAnsi="FangSong_GB2312" w:cs="FangSong_GB2312" w:hint="eastAsia"/>
-                <w:color w:val="FF0000"/>
+                <w:color w:val="000000"/>
+                <w:kern w:val="0"/>
+                <w:sz w:val="24"/>
+              </w:rPr>
+            </w:pPr>
+            <w:r>
+              <w:rPr>
+                <w:rFonts w:ascii="FangSong_GB2312" w:eastAsia="FangSong_GB2312" w:hAnsi="FangSong_GB2312" w:cs="FangSong_GB2312" w:hint="eastAsia"/>
+                <w:color w:val="000000"/>
                 <w:kern w:val="0"/>
                 <w:sz w:val="24"/>
               </w:rPr>

--- a/交互产品开发/Output/教案/教案_第13周_对话与可操作测试法.docx
+++ b/交互产品开发/Output/教案/教案_第13周_对话与可操作测试法.docx
@@ -202,30 +202,7 @@
                 <w:kern w:val="0"/>
                 <w:sz w:val="24"/>
               </w:rPr>
-              <w:t xml:space="preserve">13.1 无硬件条件下的实验室降维版：出声思考(Think-Aloud)的科学执行</w:t>
-            </w:r>
-          </w:p>
-          <w:p>
-            <w:pPr>
-              <w:widowControl/>
-              <w:spacing w:before="40" w:after="40" w:line="400" w:lineRule="exact"/>
-              <w:ind w:left="57" w:firstLineChars="100" w:firstLine="240"/>
-              <w:jc w:val="center"/>
-              <w:rPr>
-                <w:rFonts w:ascii="FangSong_GB2312" w:eastAsia="FangSong_GB2312" w:hAnsi="FangSong_GB2312" w:cs="FangSong_GB2312"/>
-                <w:color w:val="000000"/>
-                <w:kern w:val="0"/>
-                <w:sz w:val="24"/>
-              </w:rPr>
-            </w:pPr>
-            <w:r>
-              <w:rPr>
-                <w:rFonts w:ascii="FangSong_GB2312" w:eastAsia="FangSong_GB2312" w:hAnsi="FangSong_GB2312" w:cs="FangSong_GB2312" w:hint="eastAsia"/>
-                <w:color w:val="000000"/>
-                <w:kern w:val="0"/>
-                <w:sz w:val="24"/>
-              </w:rPr>
-              <w:t xml:space="preserve">13.2 执行实地用户定性实验，深挖死角</w:t>
+              <w:t xml:space="preserve">本周从评估方法的理论基础出发，探讨了由专家走查向受控环境中用户测试的范式跃迁；深度讲解了出声思考法（CTA）的理论、核心价值及主持人的干预克制；介绍了用敏捷的降维测试阵型与『五人魔法模型』替代高成本实验室测试，并教授0-4级可用性严重度评级量表。最后通过跨组同侪实战体验了可用性测试的完整闭环。</w:t>
             </w:r>
           </w:p>
         </w:tc>
@@ -765,7 +742,7 @@
                 <w:kern w:val="0"/>
                 <w:sz w:val="24"/>
               </w:rPr>
-              <w:t xml:space="preserve">重点：Think-Aloud (出声思考法) 的规范主持技巧底线与不干扰原则</w:t>
+              <w:t xml:space="preserve">重点：并发出声思考法（CTA）的原理与执行、主持人的干预克制法则（两难陷阱）、基于三人降维建制的五人规模游击测试，以及0至4级严重度评级量表。</w:t>
             </w:r>
           </w:p>
           <w:p>
@@ -789,7 +766,7 @@
                 <w:kern w:val="0"/>
                 <w:sz w:val="24"/>
               </w:rPr>
-              <w:t xml:space="preserve">难点：在测试过程中抑制引导、纠正或暗示用户的下意识冲动，仅做纯粹的诱导发声与观察</w:t>
+              <w:t xml:space="preserve">难点：作为测试的主持人，极其难以克制自身本能的『技术施舍』与解释防御欲，要做到绝不引导、不反驳、容忍沉默是最大的挑战；而记录员需将带有情绪体验的主观表达冷酷地转译为客观的工业缺陷严重度定级。</w:t>
             </w:r>
           </w:p>
         </w:tc>
@@ -1202,107 +1179,7 @@
                 <w:kern w:val="0"/>
                 <w:sz w:val="24"/>
               </w:rPr>
-              <w:t xml:space="preserve">【教学组织】上次课知识回顾:</w:t>
-            </w:r>
-          </w:p>
-          <w:p>
-            <w:pPr>
-              <w:widowControl/>
-              <w:spacing w:line="400" w:lineRule="exact"/>
-              <w:jc w:val="left"/>
-              <w:rPr>
-                <w:rFonts w:ascii="FangSong_GB2312" w:eastAsia="FangSong_GB2312" w:hAnsi="FangSong_GB2312" w:cs="FangSong_GB2312"/>
-                <w:kern w:val="0"/>
-                <w:sz w:val="24"/>
-              </w:rPr>
-            </w:pPr>
-            <w:r>
-              <w:rPr>
-                <w:rFonts w:ascii="FangSong_GB2312" w:eastAsia="FangSong_GB2312" w:hAnsi="FangSong_GB2312" w:cs="FangSong_GB2312" w:hint="eastAsia"/>
-                <w:kern w:val="0"/>
-                <w:sz w:val="24"/>
-              </w:rPr>
-              <w:t xml:space="preserve">1. 回顾 W12 启发式走查发现，引出需真实用户验证</w:t>
-            </w:r>
-          </w:p>
-          <w:p>
-            <w:pPr>
-              <w:widowControl/>
-              <w:spacing w:line="400" w:lineRule="exact"/>
-              <w:jc w:val="left"/>
-              <w:rPr>
-                <w:rFonts w:ascii="FangSong_GB2312" w:eastAsia="FangSong_GB2312" w:hAnsi="FangSong_GB2312" w:cs="FangSong_GB2312"/>
-                <w:kern w:val="0"/>
-                <w:sz w:val="24"/>
-              </w:rPr>
-            </w:pPr>
-            <w:r>
-              <w:rPr>
-                <w:rFonts w:ascii="FangSong_GB2312" w:eastAsia="FangSong_GB2312" w:hAnsi="FangSong_GB2312" w:cs="FangSong_GB2312" w:hint="eastAsia"/>
-                <w:kern w:val="0"/>
-                <w:sz w:val="24"/>
-              </w:rPr>
-              <w:t xml:space="preserve">2. 检查学生对前置知识的掌握情况，建立新旧知识的逻辑桥梁。</w:t>
-            </w:r>
-          </w:p>
-          <w:p>
-            <w:pPr>
-              <w:widowControl/>
-              <w:spacing w:line="400" w:lineRule="exact"/>
-              <w:jc w:val="left"/>
-              <w:rPr>
-                <w:rFonts w:ascii="FangSong_GB2312" w:eastAsia="FangSong_GB2312" w:hAnsi="FangSong_GB2312" w:cs="FangSong_GB2312"/>
-                <w:kern w:val="0"/>
-                <w:sz w:val="24"/>
-              </w:rPr>
-            </w:pPr>
-            <w:r>
-              <w:rPr>
-                <w:rFonts w:ascii="FangSong_GB2312" w:eastAsia="FangSong_GB2312" w:hAnsi="FangSong_GB2312" w:cs="FangSong_GB2312" w:hint="eastAsia"/>
-                <w:kern w:val="0"/>
-                <w:sz w:val="24"/>
-              </w:rPr>
-              <w:t xml:space="preserve">【教学方法】项目导引、主持过程正反面情景重现、实地组编组下放测试</w:t>
-            </w:r>
-          </w:p>
-          <w:p>
-            <w:pPr>
-              <w:widowControl/>
-              <w:spacing w:line="400" w:lineRule="exact"/>
-              <w:jc w:val="left"/>
-              <w:rPr>
-                <w:rFonts w:ascii="FangSong_GB2312" w:eastAsia="FangSong_GB2312" w:hAnsi="FangSong_GB2312" w:cs="FangSong_GB2312"/>
-                <w:kern w:val="0"/>
-                <w:sz w:val="24"/>
-              </w:rPr>
-            </w:pPr>
-            <w:r>
-              <w:rPr>
-                <w:rFonts w:ascii="FangSong_GB2312" w:eastAsia="FangSong_GB2312" w:hAnsi="FangSong_GB2312" w:cs="FangSong_GB2312" w:hint="eastAsia"/>
-                <w:kern w:val="0"/>
-                <w:sz w:val="24"/>
-              </w:rPr>
-              <w:t xml:space="preserve">【时间安排】约10分钟（0.2实践学时）</w:t>
-            </w:r>
-          </w:p>
-          <w:p>
-            <w:pPr>
-              <w:widowControl/>
-              <w:spacing w:line="400" w:lineRule="exact"/>
-              <w:jc w:val="left"/>
-              <w:rPr>
-                <w:rFonts w:ascii="FangSong_GB2312" w:eastAsia="FangSong_GB2312" w:hAnsi="FangSong_GB2312" w:cs="FangSong_GB2312"/>
-                <w:kern w:val="0"/>
-                <w:sz w:val="24"/>
-              </w:rPr>
-            </w:pPr>
-            <w:r>
-              <w:rPr>
-                <w:rFonts w:ascii="FangSong_GB2312" w:eastAsia="FangSong_GB2312" w:hAnsi="FangSong_GB2312" w:cs="FangSong_GB2312" w:hint="eastAsia"/>
-                <w:kern w:val="0"/>
-                <w:sz w:val="24"/>
-              </w:rPr>
-              <w:t xml:space="preserve">【课堂思考】</w:t>
+              <w:t xml:space="preserve"/>
             </w:r>
           </w:p>
         </w:tc>
@@ -1399,7 +1276,7 @@
                 <w:kern w:val="0"/>
                 <w:sz w:val="24"/>
               </w:rPr>
-              <w:t xml:space="preserve">【教学组织】课程情境导入:</w:t>
+              <w:t xml:space="preserve">教学组织用医生看X光片与病床前问诊的隐喻引入主题，比较专家走查的局限性与真实用户反馈的心智价值。</w:t>
             </w:r>
           </w:p>
           <w:p>
@@ -1419,7 +1296,7 @@
                 <w:kern w:val="0"/>
                 <w:sz w:val="24"/>
               </w:rPr>
-              <w:t xml:space="preserve">1. 播放'引导式 vs 纯观察式'测试主持的正反面对比片段，引出科学测试规范</w:t>
+              <w:t xml:space="preserve">教学方法项目导引、主持过程正反面情景重现、实地组编组下放测试</w:t>
             </w:r>
           </w:p>
           <w:p>
@@ -1439,7 +1316,7 @@
                 <w:kern w:val="0"/>
                 <w:sz w:val="24"/>
               </w:rPr>
-              <w:t xml:space="preserve">2. 明确本节课核心聚焦点：Think-Aloud (出声思考法) 的规范主持技巧底线与不干扰原则</w:t>
+              <w:t xml:space="preserve">时间安排约5分钟（0.1实践学时）</w:t>
             </w:r>
           </w:p>
           <w:p>
@@ -1459,67 +1336,7 @@
                 <w:kern w:val="0"/>
                 <w:sz w:val="24"/>
               </w:rPr>
-              <w:t xml:space="preserve">3. 激发学生学习动机与探索兴趣。</w:t>
-            </w:r>
-          </w:p>
-          <w:p>
-            <w:pPr>
-              <w:widowControl/>
-              <w:spacing w:line="400" w:lineRule="exact"/>
-              <w:jc w:val="left"/>
-              <w:rPr>
-                <w:rFonts w:ascii="FangSong_GB2312" w:eastAsia="FangSong_GB2312" w:hAnsi="FangSong_GB2312" w:cs="FangSong_GB2312"/>
-                <w:kern w:val="0"/>
-                <w:sz w:val="24"/>
-              </w:rPr>
-            </w:pPr>
-            <w:r>
-              <w:rPr>
-                <w:rFonts w:ascii="FangSong_GB2312" w:eastAsia="FangSong_GB2312" w:hAnsi="FangSong_GB2312" w:cs="FangSong_GB2312" w:hint="eastAsia"/>
-                <w:kern w:val="0"/>
-                <w:sz w:val="24"/>
-              </w:rPr>
-              <w:t xml:space="preserve">【教学方法】项目导引、主持过程正反面情景重现、实地组编组下放测试</w:t>
-            </w:r>
-          </w:p>
-          <w:p>
-            <w:pPr>
-              <w:widowControl/>
-              <w:spacing w:line="400" w:lineRule="exact"/>
-              <w:jc w:val="left"/>
-              <w:rPr>
-                <w:rFonts w:ascii="FangSong_GB2312" w:eastAsia="FangSong_GB2312" w:hAnsi="FangSong_GB2312" w:cs="FangSong_GB2312"/>
-                <w:kern w:val="0"/>
-                <w:sz w:val="24"/>
-              </w:rPr>
-            </w:pPr>
-            <w:r>
-              <w:rPr>
-                <w:rFonts w:ascii="FangSong_GB2312" w:eastAsia="FangSong_GB2312" w:hAnsi="FangSong_GB2312" w:cs="FangSong_GB2312" w:hint="eastAsia"/>
-                <w:kern w:val="0"/>
-                <w:sz w:val="24"/>
-              </w:rPr>
-              <w:t xml:space="preserve">【时间安排】约10分钟（0.2实践学时）</w:t>
-            </w:r>
-          </w:p>
-          <w:p>
-            <w:pPr>
-              <w:widowControl/>
-              <w:spacing w:line="400" w:lineRule="exact"/>
-              <w:jc w:val="left"/>
-              <w:rPr>
-                <w:rFonts w:ascii="FangSong_GB2312" w:eastAsia="FangSong_GB2312" w:hAnsi="FangSong_GB2312" w:cs="FangSong_GB2312"/>
-                <w:kern w:val="0"/>
-                <w:sz w:val="24"/>
-              </w:rPr>
-            </w:pPr>
-            <w:r>
-              <w:rPr>
-                <w:rFonts w:ascii="FangSong_GB2312" w:eastAsia="FangSong_GB2312" w:hAnsi="FangSong_GB2312" w:cs="FangSong_GB2312" w:hint="eastAsia"/>
-                <w:kern w:val="0"/>
-                <w:sz w:val="24"/>
-              </w:rPr>
-              <w:t xml:space="preserve">【课堂思考】</w:t>
+              <w:t xml:space="preserve">课堂思考</w:t>
             </w:r>
           </w:p>
         </w:tc>
@@ -1623,7 +1440,7 @@
                 <w:kern w:val="0"/>
                 <w:sz w:val="24"/>
               </w:rPr>
-              <w:t xml:space="preserve">【教学组织】核心方法与实操解析:</w:t>
+              <w:t xml:space="preserve">教学组织讲授人机交互经典的三类测试范式分布，并解析形成性评估（改错）与总结性评估（打分）的生命周期位置。</w:t>
             </w:r>
           </w:p>
           <w:p>
@@ -1643,7 +1460,7 @@
                 <w:kern w:val="0"/>
                 <w:sz w:val="24"/>
               </w:rPr>
-              <w:t xml:space="preserve">1. 实训主线：Think-Aloud 出声思考法实操、主持规范（不干扰/不引导/不纠正）、观察记录方法</w:t>
+              <w:t xml:space="preserve">教学方法项目导引、主持过程正反面情景重现、实地组编组下放测试</w:t>
             </w:r>
           </w:p>
           <w:p>
@@ -1663,7 +1480,7 @@
                 <w:kern w:val="0"/>
                 <w:sz w:val="24"/>
               </w:rPr>
-              <w:t xml:space="preserve">2. 实践要点拆解：13.1 无硬件条件下的实验室降维版：出声思考(Think-Aloud)的科学执行 13.2 执行实地用户定性实验，深挖死角</w:t>
+              <w:t xml:space="preserve">时间安排约10分钟（0.2实践学时）</w:t>
             </w:r>
           </w:p>
           <w:p>
@@ -1683,7 +1500,7 @@
                 <w:kern w:val="0"/>
                 <w:sz w:val="24"/>
               </w:rPr>
-              <w:t xml:space="preserve">3. 重难点突破：针对“在测试过程中抑制引导、纠正或暗示用户的下意识冲动，仅做纯粹的诱导发声与观察”，采用案例剖析策略。</w:t>
+              <w:t xml:space="preserve">课堂思考</w:t>
             </w:r>
           </w:p>
           <w:p>
@@ -1703,7 +1520,7 @@
                 <w:kern w:val="0"/>
                 <w:sz w:val="24"/>
               </w:rPr>
-              <w:t xml:space="preserve">4. 支撑目标：掌握 Think-Aloud 的规范主持技巧</w:t>
+              <w:t xml:space="preserve">课程思政融入点</w:t>
             </w:r>
           </w:p>
           <w:p>
@@ -1723,7 +1540,7 @@
                 <w:kern w:val="0"/>
                 <w:sz w:val="24"/>
               </w:rPr>
-              <w:t xml:space="preserve">【教学方法】项目导引、主持过程正反面情景重现、实地组编组下放测试</w:t>
+              <w:t xml:space="preserve">教学组织介绍出声思考法的奠基历程，以及RTA测试面临的事后合理化记忆污染风险和CTA拥抱杂音的超强即时还原度。</w:t>
             </w:r>
           </w:p>
           <w:p>
@@ -1743,7 +1560,7 @@
                 <w:kern w:val="0"/>
                 <w:sz w:val="24"/>
               </w:rPr>
-              <w:t xml:space="preserve">【时间安排】约70分钟（1.6实践学时）</w:t>
+              <w:t xml:space="preserve">教学方法项目导引、主持过程正反面情景重现、实地组编组下放测试</w:t>
             </w:r>
           </w:p>
           <w:p>
@@ -1763,7 +1580,7 @@
                 <w:kern w:val="0"/>
                 <w:sz w:val="24"/>
               </w:rPr>
-              <w:t xml:space="preserve">【课堂思考】</w:t>
+              <w:t xml:space="preserve">时间安排约15分钟（0.3实践学时）</w:t>
             </w:r>
           </w:p>
           <w:p>
@@ -1783,7 +1600,227 @@
                 <w:kern w:val="0"/>
                 <w:sz w:val="24"/>
               </w:rPr>
-              <w:t xml:space="preserve">【课程思政融入点】保持客观中立，倾听并尊重边缘体验困惑</w:t>
+              <w:t xml:space="preserve">课堂思考</w:t>
+            </w:r>
+          </w:p>
+          <w:p>
+            <w:pPr>
+              <w:widowControl/>
+              <w:spacing w:line="400" w:lineRule="exact"/>
+              <w:jc w:val="left"/>
+              <w:rPr>
+                <w:rFonts w:ascii="FangSong_GB2312" w:eastAsia="FangSong_GB2312" w:hAnsi="FangSong_GB2312" w:cs="FangSong_GB2312"/>
+                <w:kern w:val="0"/>
+                <w:sz w:val="24"/>
+              </w:rPr>
+            </w:pPr>
+            <w:r>
+              <w:rPr>
+                <w:rFonts w:ascii="FangSong_GB2312" w:eastAsia="FangSong_GB2312" w:hAnsi="FangSong_GB2312" w:cs="FangSong_GB2312" w:hint="eastAsia"/>
+                <w:kern w:val="0"/>
+                <w:sz w:val="24"/>
+              </w:rPr>
+              <w:t xml:space="preserve">课程思政融入点</w:t>
+            </w:r>
+          </w:p>
+          <w:p>
+            <w:pPr>
+              <w:widowControl/>
+              <w:spacing w:line="400" w:lineRule="exact"/>
+              <w:jc w:val="left"/>
+              <w:rPr>
+                <w:rFonts w:ascii="FangSong_GB2312" w:eastAsia="FangSong_GB2312" w:hAnsi="FangSong_GB2312" w:cs="FangSong_GB2312"/>
+                <w:kern w:val="0"/>
+                <w:sz w:val="24"/>
+              </w:rPr>
+            </w:pPr>
+            <w:r>
+              <w:rPr>
+                <w:rFonts w:ascii="FangSong_GB2312" w:eastAsia="FangSong_GB2312" w:hAnsi="FangSong_GB2312" w:cs="FangSong_GB2312" w:hint="eastAsia"/>
+                <w:kern w:val="0"/>
+                <w:sz w:val="24"/>
+              </w:rPr>
+              <w:t xml:space="preserve">教学组织批判高配置测试带来的拖延弊病，通过Nielsen的回归模型曲线阐释为何仅仅5名用户即可暴露85%的产品硬伤及其高ROI边际效用。</w:t>
+            </w:r>
+          </w:p>
+          <w:p>
+            <w:pPr>
+              <w:widowControl/>
+              <w:spacing w:line="400" w:lineRule="exact"/>
+              <w:jc w:val="left"/>
+              <w:rPr>
+                <w:rFonts w:ascii="FangSong_GB2312" w:eastAsia="FangSong_GB2312" w:hAnsi="FangSong_GB2312" w:cs="FangSong_GB2312"/>
+                <w:kern w:val="0"/>
+                <w:sz w:val="24"/>
+              </w:rPr>
+            </w:pPr>
+            <w:r>
+              <w:rPr>
+                <w:rFonts w:ascii="FangSong_GB2312" w:eastAsia="FangSong_GB2312" w:hAnsi="FangSong_GB2312" w:cs="FangSong_GB2312" w:hint="eastAsia"/>
+                <w:kern w:val="0"/>
+                <w:sz w:val="24"/>
+              </w:rPr>
+              <w:t xml:space="preserve">教学方法项目导引、主持过程正反面情景重现、实地组编组下放测试</w:t>
+            </w:r>
+          </w:p>
+          <w:p>
+            <w:pPr>
+              <w:widowControl/>
+              <w:spacing w:line="400" w:lineRule="exact"/>
+              <w:jc w:val="left"/>
+              <w:rPr>
+                <w:rFonts w:ascii="FangSong_GB2312" w:eastAsia="FangSong_GB2312" w:hAnsi="FangSong_GB2312" w:cs="FangSong_GB2312"/>
+                <w:kern w:val="0"/>
+                <w:sz w:val="24"/>
+              </w:rPr>
+            </w:pPr>
+            <w:r>
+              <w:rPr>
+                <w:rFonts w:ascii="FangSong_GB2312" w:eastAsia="FangSong_GB2312" w:hAnsi="FangSong_GB2312" w:cs="FangSong_GB2312" w:hint="eastAsia"/>
+                <w:kern w:val="0"/>
+                <w:sz w:val="24"/>
+              </w:rPr>
+              <w:t xml:space="preserve">时间安排约10分钟（0.2实践学时）</w:t>
+            </w:r>
+          </w:p>
+          <w:p>
+            <w:pPr>
+              <w:widowControl/>
+              <w:spacing w:line="400" w:lineRule="exact"/>
+              <w:jc w:val="left"/>
+              <w:rPr>
+                <w:rFonts w:ascii="FangSong_GB2312" w:eastAsia="FangSong_GB2312" w:hAnsi="FangSong_GB2312" w:cs="FangSong_GB2312"/>
+                <w:kern w:val="0"/>
+                <w:sz w:val="24"/>
+              </w:rPr>
+            </w:pPr>
+            <w:r>
+              <w:rPr>
+                <w:rFonts w:ascii="FangSong_GB2312" w:eastAsia="FangSong_GB2312" w:hAnsi="FangSong_GB2312" w:cs="FangSong_GB2312" w:hint="eastAsia"/>
+                <w:kern w:val="0"/>
+                <w:sz w:val="24"/>
+              </w:rPr>
+              <w:t xml:space="preserve">课堂思考</w:t>
+            </w:r>
+          </w:p>
+          <w:p>
+            <w:pPr>
+              <w:widowControl/>
+              <w:spacing w:line="400" w:lineRule="exact"/>
+              <w:jc w:val="left"/>
+              <w:rPr>
+                <w:rFonts w:ascii="FangSong_GB2312" w:eastAsia="FangSong_GB2312" w:hAnsi="FangSong_GB2312" w:cs="FangSong_GB2312"/>
+                <w:kern w:val="0"/>
+                <w:sz w:val="24"/>
+              </w:rPr>
+            </w:pPr>
+            <w:r>
+              <w:rPr>
+                <w:rFonts w:ascii="FangSong_GB2312" w:eastAsia="FangSong_GB2312" w:hAnsi="FangSong_GB2312" w:cs="FangSong_GB2312" w:hint="eastAsia"/>
+                <w:kern w:val="0"/>
+                <w:sz w:val="24"/>
+              </w:rPr>
+              <w:t xml:space="preserve">课程思政融入点</w:t>
+            </w:r>
+          </w:p>
+          <w:p>
+            <w:pPr>
+              <w:widowControl/>
+              <w:spacing w:line="400" w:lineRule="exact"/>
+              <w:jc w:val="left"/>
+              <w:rPr>
+                <w:rFonts w:ascii="FangSong_GB2312" w:eastAsia="FangSong_GB2312" w:hAnsi="FangSong_GB2312" w:cs="FangSong_GB2312"/>
+                <w:kern w:val="0"/>
+                <w:sz w:val="24"/>
+              </w:rPr>
+            </w:pPr>
+            <w:r>
+              <w:rPr>
+                <w:rFonts w:ascii="FangSong_GB2312" w:eastAsia="FangSong_GB2312" w:hAnsi="FangSong_GB2312" w:cs="FangSong_GB2312" w:hint="eastAsia"/>
+                <w:kern w:val="0"/>
+                <w:sz w:val="24"/>
+              </w:rPr>
+              <w:t xml:space="preserve">教学组织部署战术级的三人降维编组，规定『测试者、影子主持人、冷血打点员』的站位规范、沟通禁忌与情绪呼吸隔离修养。</w:t>
+            </w:r>
+          </w:p>
+          <w:p>
+            <w:pPr>
+              <w:widowControl/>
+              <w:spacing w:line="400" w:lineRule="exact"/>
+              <w:jc w:val="left"/>
+              <w:rPr>
+                <w:rFonts w:ascii="FangSong_GB2312" w:eastAsia="FangSong_GB2312" w:hAnsi="FangSong_GB2312" w:cs="FangSong_GB2312"/>
+                <w:kern w:val="0"/>
+                <w:sz w:val="24"/>
+              </w:rPr>
+            </w:pPr>
+            <w:r>
+              <w:rPr>
+                <w:rFonts w:ascii="FangSong_GB2312" w:eastAsia="FangSong_GB2312" w:hAnsi="FangSong_GB2312" w:cs="FangSong_GB2312" w:hint="eastAsia"/>
+                <w:kern w:val="0"/>
+                <w:sz w:val="24"/>
+              </w:rPr>
+              <w:t xml:space="preserve">教学方法项目导引、主持过程正反面情景重现、实地组编组下放测试</w:t>
+            </w:r>
+          </w:p>
+          <w:p>
+            <w:pPr>
+              <w:widowControl/>
+              <w:spacing w:line="400" w:lineRule="exact"/>
+              <w:jc w:val="left"/>
+              <w:rPr>
+                <w:rFonts w:ascii="FangSong_GB2312" w:eastAsia="FangSong_GB2312" w:hAnsi="FangSong_GB2312" w:cs="FangSong_GB2312"/>
+                <w:kern w:val="0"/>
+                <w:sz w:val="24"/>
+              </w:rPr>
+            </w:pPr>
+            <w:r>
+              <w:rPr>
+                <w:rFonts w:ascii="FangSong_GB2312" w:eastAsia="FangSong_GB2312" w:hAnsi="FangSong_GB2312" w:cs="FangSong_GB2312" w:hint="eastAsia"/>
+                <w:kern w:val="0"/>
+                <w:sz w:val="24"/>
+              </w:rPr>
+              <w:t xml:space="preserve">时间安排约10分钟（0.2实践学时）</w:t>
+            </w:r>
+          </w:p>
+          <w:p>
+            <w:pPr>
+              <w:widowControl/>
+              <w:spacing w:line="400" w:lineRule="exact"/>
+              <w:jc w:val="left"/>
+              <w:rPr>
+                <w:rFonts w:ascii="FangSong_GB2312" w:eastAsia="FangSong_GB2312" w:hAnsi="FangSong_GB2312" w:cs="FangSong_GB2312"/>
+                <w:kern w:val="0"/>
+                <w:sz w:val="24"/>
+              </w:rPr>
+            </w:pPr>
+            <w:r>
+              <w:rPr>
+                <w:rFonts w:ascii="FangSong_GB2312" w:eastAsia="FangSong_GB2312" w:hAnsi="FangSong_GB2312" w:cs="FangSong_GB2312" w:hint="eastAsia"/>
+                <w:kern w:val="0"/>
+                <w:sz w:val="24"/>
+              </w:rPr>
+              <w:t xml:space="preserve">课堂思考</w:t>
+            </w:r>
+          </w:p>
+          <w:p>
+            <w:pPr>
+              <w:widowControl/>
+              <w:spacing w:line="400" w:lineRule="exact"/>
+              <w:jc w:val="left"/>
+              <w:rPr>
+                <w:rFonts w:ascii="FangSong_GB2312" w:eastAsia="FangSong_GB2312" w:hAnsi="FangSong_GB2312" w:cs="FangSong_GB2312"/>
+                <w:kern w:val="0"/>
+                <w:sz w:val="24"/>
+              </w:rPr>
+            </w:pPr>
+            <w:r>
+              <w:rPr>
+                <w:rFonts w:ascii="FangSong_GB2312" w:eastAsia="FangSong_GB2312" w:hAnsi="FangSong_GB2312" w:cs="FangSong_GB2312" w:hint="eastAsia"/>
+                <w:kern w:val="0"/>
+                <w:sz w:val="24"/>
+              </w:rPr>
+              <w:t xml:space="preserve">课程思政融入点</w:t>
             </w:r>
           </w:p>
         </w:tc>
@@ -1896,7 +1933,7 @@
                 <w:kern w:val="0"/>
                 <w:sz w:val="24"/>
               </w:rPr>
-              <w:t xml:space="preserve">【教学组织】课堂实践与操作训练:</w:t>
+              <w:t xml:space="preserve">教学组织先编写中立的测试任务并自我查漏；随后两组之间相互出借产品盲测，以三人小队结构严格轮流体验沉默旁观、冷酷记录与崩溃盲扫的全流程（历时80分钟，多轮替换）。</w:t>
             </w:r>
           </w:p>
           <w:p>
@@ -1918,7 +1955,7 @@
                 <w:kern w:val="0"/>
                 <w:sz w:val="24"/>
               </w:rPr>
-              <w:t xml:space="preserve">1. 实践任务指导：实地组编组 Think-Aloud 测试——互为测试者与主持人</w:t>
+              <w:t xml:space="preserve">教学方法项目导引、主持过程正反面情景重现、实地组编组下放测试</w:t>
             </w:r>
           </w:p>
           <w:p>
@@ -1940,7 +1977,7 @@
                 <w:kern w:val="0"/>
                 <w:sz w:val="24"/>
               </w:rPr>
-              <w:t xml:space="preserve">2. 核心任务目标：以主持人身份完成至少 3 人次 Think-Aloud 测试，提交测试录屏/录音、观察笔记及关键发现摘要。</w:t>
+              <w:t xml:space="preserve">时间安排约80分钟（2.0实践学时）</w:t>
             </w:r>
           </w:p>
           <w:p>
@@ -1962,73 +1999,7 @@
                 <w:kern w:val="0"/>
                 <w:sz w:val="24"/>
               </w:rPr>
-              <w:t xml:space="preserve">3. 教师巡回指导，及时发现并纠正学生实践中的认知偏差。</w:t>
-            </w:r>
-          </w:p>
-          <w:p>
-            <w:pPr>
-              <w:widowControl/>
-              <w:spacing w:line="400" w:lineRule="exact"/>
-              <w:jc w:val="left"/>
-              <w:rPr>
-                <w:rFonts w:ascii="FangSong_GB2312" w:eastAsia="FangSong_GB2312" w:hAnsi="FangSong_GB2312" w:cs="FangSong_GB2312"/>
-                <w:color w:val="000000"/>
-                <w:kern w:val="0"/>
-                <w:sz w:val="24"/>
-              </w:rPr>
-            </w:pPr>
-            <w:r>
-              <w:rPr>
-                <w:rFonts w:ascii="FangSong_GB2312" w:eastAsia="FangSong_GB2312" w:hAnsi="FangSong_GB2312" w:cs="FangSong_GB2312" w:hint="eastAsia"/>
-                <w:color w:val="000000"/>
-                <w:kern w:val="0"/>
-                <w:sz w:val="24"/>
-              </w:rPr>
-              <w:t xml:space="preserve">【教学方法】项目导引、主持过程正反面情景重现、实地组编组下放测试</w:t>
-            </w:r>
-          </w:p>
-          <w:p>
-            <w:pPr>
-              <w:widowControl/>
-              <w:spacing w:line="400" w:lineRule="exact"/>
-              <w:jc w:val="left"/>
-              <w:rPr>
-                <w:rFonts w:ascii="FangSong_GB2312" w:eastAsia="FangSong_GB2312" w:hAnsi="FangSong_GB2312" w:cs="FangSong_GB2312"/>
-                <w:color w:val="000000"/>
-                <w:kern w:val="0"/>
-                <w:sz w:val="24"/>
-              </w:rPr>
-            </w:pPr>
-            <w:r>
-              <w:rPr>
-                <w:rFonts w:ascii="FangSong_GB2312" w:eastAsia="FangSong_GB2312" w:hAnsi="FangSong_GB2312" w:cs="FangSong_GB2312" w:hint="eastAsia"/>
-                <w:color w:val="000000"/>
-                <w:kern w:val="0"/>
-                <w:sz w:val="24"/>
-              </w:rPr>
-              <w:t xml:space="preserve">【时间安排】约80分钟（1.8实践学时）</w:t>
-            </w:r>
-          </w:p>
-          <w:p>
-            <w:pPr>
-              <w:widowControl/>
-              <w:spacing w:line="400" w:lineRule="exact"/>
-              <w:jc w:val="left"/>
-              <w:rPr>
-                <w:rFonts w:ascii="FangSong_GB2312" w:eastAsia="FangSong_GB2312" w:hAnsi="FangSong_GB2312" w:cs="FangSong_GB2312"/>
-                <w:color w:val="000000"/>
-                <w:kern w:val="0"/>
-                <w:sz w:val="24"/>
-              </w:rPr>
-            </w:pPr>
-            <w:r>
-              <w:rPr>
-                <w:rFonts w:ascii="FangSong_GB2312" w:eastAsia="FangSong_GB2312" w:hAnsi="FangSong_GB2312" w:cs="FangSong_GB2312" w:hint="eastAsia"/>
-                <w:color w:val="000000"/>
-                <w:kern w:val="0"/>
-                <w:sz w:val="24"/>
-              </w:rPr>
-              <w:t xml:space="preserve">【课堂思考】</w:t>
+              <w:t xml:space="preserve">课堂思考</w:t>
             </w:r>
           </w:p>
         </w:tc>
@@ -2140,117 +2111,7 @@
                 <w:kern w:val="0"/>
                 <w:sz w:val="24"/>
               </w:rPr>
-              <w:t xml:space="preserve">【教学组织】知识凝练与教学反思:</w:t>
-            </w:r>
-          </w:p>
-          <w:p>
-            <w:pPr>
-              <w:widowControl/>
-              <w:spacing w:line="400" w:lineRule="exact"/>
-              <w:jc w:val="left"/>
-              <w:rPr>
-                <w:rFonts w:ascii="FangSong_GB2312" w:eastAsia="FangSong_GB2312" w:hAnsi="FangSong_GB2312" w:cs="FangSong_GB2312"/>
-                <w:color w:val="000000"/>
-                <w:kern w:val="0"/>
-                <w:sz w:val="24"/>
-              </w:rPr>
-            </w:pPr>
-            <w:r>
-              <w:rPr>
-                <w:rFonts w:ascii="FangSong_GB2312" w:eastAsia="FangSong_GB2312" w:hAnsi="FangSong_GB2312" w:cs="FangSong_GB2312" w:hint="eastAsia"/>
-                <w:color w:val="000000"/>
-                <w:kern w:val="0"/>
-                <w:sz w:val="24"/>
-              </w:rPr>
-              <w:t xml:space="preserve">1. 归纳梳理：分享测试发现，讨论主持过程中的常见失误</w:t>
-            </w:r>
-          </w:p>
-          <w:p>
-            <w:pPr>
-              <w:widowControl/>
-              <w:spacing w:line="400" w:lineRule="exact"/>
-              <w:jc w:val="left"/>
-              <w:rPr>
-                <w:rFonts w:ascii="FangSong_GB2312" w:eastAsia="FangSong_GB2312" w:hAnsi="FangSong_GB2312" w:cs="FangSong_GB2312"/>
-                <w:color w:val="000000"/>
-                <w:kern w:val="0"/>
-                <w:sz w:val="24"/>
-              </w:rPr>
-            </w:pPr>
-            <w:r>
-              <w:rPr>
-                <w:rFonts w:ascii="FangSong_GB2312" w:eastAsia="FangSong_GB2312" w:hAnsi="FangSong_GB2312" w:cs="FangSong_GB2312" w:hint="eastAsia"/>
-                <w:color w:val="000000"/>
-                <w:kern w:val="0"/>
-                <w:sz w:val="24"/>
-              </w:rPr>
-              <w:t xml:space="preserve">2. 强化记忆：系统性总结本节课核心知识点与技能框架。</w:t>
-            </w:r>
-          </w:p>
-          <w:p>
-            <w:pPr>
-              <w:widowControl/>
-              <w:spacing w:line="400" w:lineRule="exact"/>
-              <w:jc w:val="left"/>
-              <w:rPr>
-                <w:rFonts w:ascii="FangSong_GB2312" w:eastAsia="FangSong_GB2312" w:hAnsi="FangSong_GB2312" w:cs="FangSong_GB2312"/>
-                <w:color w:val="000000"/>
-                <w:kern w:val="0"/>
-                <w:sz w:val="24"/>
-              </w:rPr>
-            </w:pPr>
-            <w:r>
-              <w:rPr>
-                <w:rFonts w:ascii="FangSong_GB2312" w:eastAsia="FangSong_GB2312" w:hAnsi="FangSong_GB2312" w:cs="FangSong_GB2312" w:hint="eastAsia"/>
-                <w:color w:val="000000"/>
-                <w:kern w:val="0"/>
-                <w:sz w:val="24"/>
-              </w:rPr>
-              <w:t xml:space="preserve">3. 布置课后延伸思考与预习任务。</w:t>
-            </w:r>
-          </w:p>
-          <w:p>
-            <w:pPr>
-              <w:widowControl/>
-              <w:spacing w:line="400" w:lineRule="exact"/>
-              <w:jc w:val="left"/>
-              <w:rPr>
-                <w:rFonts w:ascii="FangSong_GB2312" w:eastAsia="FangSong_GB2312" w:hAnsi="FangSong_GB2312" w:cs="FangSong_GB2312"/>
-                <w:color w:val="000000"/>
-                <w:kern w:val="0"/>
-                <w:sz w:val="24"/>
-              </w:rPr>
-            </w:pPr>
-            <w:r>
-              <w:rPr>
-                <w:rFonts w:ascii="FangSong_GB2312" w:eastAsia="FangSong_GB2312" w:hAnsi="FangSong_GB2312" w:cs="FangSong_GB2312" w:hint="eastAsia"/>
-                <w:color w:val="000000"/>
-                <w:kern w:val="0"/>
-                <w:sz w:val="24"/>
-              </w:rPr>
-              <w:t xml:space="preserve">【时间安排】约10分钟（0.2实践学时）</w:t>
-            </w:r>
-          </w:p>
-          <w:p>
-            <w:pPr>
-              <w:widowControl/>
-              <w:spacing w:line="400" w:lineRule="exact"/>
-              <w:jc w:val="left"/>
-              <w:rPr>
-                <w:rFonts w:ascii="FangSong_GB2312" w:eastAsia="FangSong_GB2312" w:hAnsi="FangSong_GB2312" w:cs="FangSong_GB2312"/>
-                <w:color w:val="000000"/>
-                <w:kern w:val="0"/>
-                <w:sz w:val="24"/>
-              </w:rPr>
-            </w:pPr>
-            <w:r>
-              <w:rPr>
-                <w:rFonts w:ascii="FangSong_GB2312" w:eastAsia="FangSong_GB2312" w:hAnsi="FangSong_GB2312" w:cs="FangSong_GB2312" w:hint="eastAsia"/>
-                <w:color w:val="000000"/>
-                <w:kern w:val="0"/>
-                <w:sz w:val="24"/>
-              </w:rPr>
-              <w:t xml:space="preserve">【课程回顾与反思】</w:t>
+              <w:t xml:space="preserve"/>
             </w:r>
           </w:p>
         </w:tc>
@@ -2331,7 +2192,7 @@
                 <w:kern w:val="0"/>
                 <w:sz w:val="24"/>
               </w:rPr>
-              <w:t xml:space="preserve">以主持人身份完成至少 3 人次 Think-Aloud 测试，提交测试录屏/录音、观察笔记及关键发现摘要。</w:t>
+              <w:t xml:space="preserve">同侪出声思考实战验证（实践项目推进）：编写中立的测试任务卡，跨组交换高保真原型，以三人团队（测试者、影子观察员、冷酷记录员）阵型开展三轮并发出声测试，最终输出标有0-4严重级别的可用性问题列表。</w:t>
             </w:r>
           </w:p>
         </w:tc>
